--- a/applications/cdc-uganda-ghs/documents/cdc-uganda-ghs_word.docx
+++ b/applications/cdc-uganda-ghs/documents/cdc-uganda-ghs_word.docx
@@ -31,7 +31,7 @@
           <w:color w:val="1E2F38"/>
           <w:sz w:val="28"/>
         </w:rPr>
-        <w:t>Project Narrative Pack (submission companion)</w:t>
+        <w:t>Win-ready project narrative pack (submission companion)</w:t>
       </w:r>
     </w:p>
     <w:p>
@@ -242,6 +242,44 @@
                 <w:sz w:val="20"/>
               </w:rPr>
               <w:t>FAIRBANKS MEDICAL CENTRE LIMITED</w:t>
+            </w:r>
+          </w:p>
+        </w:tc>
+      </w:tr>
+      <w:tr>
+        <w:tc>
+          <w:tcPr>
+            <w:tcW w:type="dxa" w:w="4680"/>
+          </w:tcPr>
+          <w:p>
+            <w:r/>
+            <w:r>
+              <w:rPr>
+                <w:rFonts w:ascii="Times New Roman" w:hAnsi="Times New Roman" w:eastAsia="Times New Roman"/>
+                <w:b w:val="0"/>
+                <w:i w:val="0"/>
+                <w:color w:val="1E2F38"/>
+                <w:sz w:val="20"/>
+              </w:rPr>
+              <w:t>Company No. / TIN / NSSF</w:t>
+            </w:r>
+          </w:p>
+        </w:tc>
+        <w:tc>
+          <w:tcPr>
+            <w:tcW w:type="dxa" w:w="4680"/>
+          </w:tcPr>
+          <w:p>
+            <w:r/>
+            <w:r>
+              <w:rPr>
+                <w:rFonts w:ascii="Times New Roman" w:hAnsi="Times New Roman" w:eastAsia="Times New Roman"/>
+                <w:b w:val="0"/>
+                <w:i w:val="0"/>
+                <w:color w:val="1E2F38"/>
+                <w:sz w:val="20"/>
+              </w:rPr>
+              <w:t>80020003843337 · 1053370026 · NS043295</w:t>
             </w:r>
           </w:p>
         </w:tc>
@@ -507,7 +545,45 @@
                 <w:color w:val="1E2F38"/>
                 <w:sz w:val="20"/>
               </w:rPr>
-              <w:t>Yes — Uganda-incorporated entity (document before submit)</w:t>
+              <w:t>Yes — Uganda-incorporated entity (+15 points; document before submit)</w:t>
+            </w:r>
+          </w:p>
+        </w:tc>
+      </w:tr>
+      <w:tr>
+        <w:tc>
+          <w:tcPr>
+            <w:tcW w:type="dxa" w:w="4680"/>
+          </w:tcPr>
+          <w:p>
+            <w:r/>
+            <w:r>
+              <w:rPr>
+                <w:rFonts w:ascii="Times New Roman" w:hAnsi="Times New Roman" w:eastAsia="Times New Roman"/>
+                <w:b w:val="0"/>
+                <w:i w:val="0"/>
+                <w:color w:val="1E2F38"/>
+                <w:sz w:val="20"/>
+              </w:rPr>
+              <w:t>Merit scoring focus</w:t>
+            </w:r>
+          </w:p>
+        </w:tc>
+        <w:tc>
+          <w:tcPr>
+            <w:tcW w:type="dxa" w:w="4680"/>
+          </w:tcPr>
+          <w:p>
+            <w:r/>
+            <w:r>
+              <w:rPr>
+                <w:rFonts w:ascii="Times New Roman" w:hAnsi="Times New Roman" w:eastAsia="Times New Roman"/>
+                <w:b w:val="0"/>
+                <w:i w:val="0"/>
+                <w:color w:val="1E2F38"/>
+                <w:sz w:val="20"/>
+              </w:rPr>
+              <w:t>Approach 35 · EPMP 40 · Capacity 25</w:t>
             </w:r>
           </w:p>
         </w:tc>
@@ -602,6 +678,240 @@
           <w:color w:val="1E2F38"/>
           <w:sz w:val="24"/>
         </w:rPr>
+        <w:t>Shared win</w:t>
+      </w:r>
+    </w:p>
+    <w:tbl>
+      <w:tblPr>
+        <w:tblStyle w:val="TableGrid"/>
+        <w:tblW w:type="auto" w:w="0"/>
+        <w:tblLook w:firstColumn="1" w:firstRow="1" w:lastColumn="0" w:lastRow="0" w:noHBand="0" w:noVBand="1" w:val="04A0"/>
+      </w:tblPr>
+      <w:tblGrid>
+        <w:gridCol w:w="4680"/>
+        <w:gridCol w:w="4680"/>
+      </w:tblGrid>
+      <w:tr>
+        <w:tc>
+          <w:tcPr>
+            <w:tcW w:type="dxa" w:w="4680"/>
+            <w:shd w:fill="F7F5F0"/>
+          </w:tcPr>
+          <w:p>
+            <w:r/>
+            <w:r>
+              <w:rPr>
+                <w:rFonts w:ascii="Times New Roman" w:hAnsi="Times New Roman" w:eastAsia="Times New Roman"/>
+                <w:b/>
+                <w:i w:val="0"/>
+                <w:color w:val="1E2F38"/>
+                <w:sz w:val="20"/>
+              </w:rPr>
+              <w:t>Who</w:t>
+            </w:r>
+          </w:p>
+        </w:tc>
+        <w:tc>
+          <w:tcPr>
+            <w:tcW w:type="dxa" w:w="4680"/>
+            <w:shd w:fill="F7F5F0"/>
+          </w:tcPr>
+          <w:p>
+            <w:r/>
+            <w:r>
+              <w:rPr>
+                <w:rFonts w:ascii="Times New Roman" w:hAnsi="Times New Roman" w:eastAsia="Times New Roman"/>
+                <w:b/>
+                <w:i w:val="0"/>
+                <w:color w:val="1E2F38"/>
+                <w:sz w:val="20"/>
+              </w:rPr>
+              <w:t>What they gain</w:t>
+            </w:r>
+          </w:p>
+        </w:tc>
+      </w:tr>
+      <w:tr>
+        <w:tc>
+          <w:tcPr>
+            <w:tcW w:type="dxa" w:w="4680"/>
+          </w:tcPr>
+          <w:p>
+            <w:r/>
+            <w:r>
+              <w:rPr>
+                <w:rFonts w:ascii="Times New Roman" w:hAnsi="Times New Roman" w:eastAsia="Times New Roman"/>
+                <w:b w:val="0"/>
+                <w:i w:val="0"/>
+                <w:color w:val="1E2F38"/>
+                <w:sz w:val="20"/>
+              </w:rPr>
+              <w:t>CDC / United States</w:t>
+            </w:r>
+          </w:p>
+        </w:tc>
+        <w:tc>
+          <w:tcPr>
+            <w:tcW w:type="dxa" w:w="4680"/>
+          </w:tcPr>
+          <w:p>
+            <w:r/>
+            <w:r>
+              <w:rPr>
+                <w:rFonts w:ascii="Times New Roman" w:hAnsi="Times New Roman" w:eastAsia="Times New Roman"/>
+                <w:b w:val="0"/>
+                <w:i w:val="0"/>
+                <w:color w:val="1E2F38"/>
+                <w:sz w:val="20"/>
+              </w:rPr>
+              <w:t>Earlier containment at source — Safer, Stronger, More Prosperous</w:t>
+            </w:r>
+          </w:p>
+        </w:tc>
+      </w:tr>
+      <w:tr>
+        <w:tc>
+          <w:tcPr>
+            <w:tcW w:type="dxa" w:w="4680"/>
+          </w:tcPr>
+          <w:p>
+            <w:r/>
+            <w:r>
+              <w:rPr>
+                <w:rFonts w:ascii="Times New Roman" w:hAnsi="Times New Roman" w:eastAsia="Times New Roman"/>
+                <w:b w:val="0"/>
+                <w:i w:val="0"/>
+                <w:color w:val="1E2F38"/>
+                <w:sz w:val="20"/>
+              </w:rPr>
+              <w:t>Uganda / MoH</w:t>
+            </w:r>
+          </w:p>
+        </w:tc>
+        <w:tc>
+          <w:tcPr>
+            <w:tcW w:type="dxa" w:w="4680"/>
+          </w:tcPr>
+          <w:p>
+            <w:r/>
+            <w:r>
+              <w:rPr>
+                <w:rFonts w:ascii="Times New Roman" w:hAnsi="Times New Roman" w:eastAsia="Times New Roman"/>
+                <w:b w:val="0"/>
+                <w:i w:val="0"/>
+                <w:color w:val="1E2F38"/>
+                <w:sz w:val="20"/>
+              </w:rPr>
+              <w:t>Last-mile signals into NISS/NAPHS II; trained CHWs; 7-1-7 practice</w:t>
+            </w:r>
+          </w:p>
+        </w:tc>
+      </w:tr>
+      <w:tr>
+        <w:tc>
+          <w:tcPr>
+            <w:tcW w:type="dxa" w:w="4680"/>
+          </w:tcPr>
+          <w:p>
+            <w:r/>
+            <w:r>
+              <w:rPr>
+                <w:rFonts w:ascii="Times New Roman" w:hAnsi="Times New Roman" w:eastAsia="Times New Roman"/>
+                <w:b w:val="0"/>
+                <w:i w:val="0"/>
+                <w:color w:val="1E2F38"/>
+                <w:sz w:val="20"/>
+              </w:rPr>
+              <w:t>FairBanks</w:t>
+            </w:r>
+          </w:p>
+        </w:tc>
+        <w:tc>
+          <w:tcPr>
+            <w:tcW w:type="dxa" w:w="4680"/>
+          </w:tcPr>
+          <w:p>
+            <w:r/>
+            <w:r>
+              <w:rPr>
+                <w:rFonts w:ascii="Times New Roman" w:hAnsi="Times New Roman" w:eastAsia="Times New Roman"/>
+                <w:b w:val="0"/>
+                <w:i w:val="0"/>
+                <w:color w:val="1E2F38"/>
+                <w:sz w:val="20"/>
+              </w:rPr>
+              <w:t>Local partner with live clinic, Community Reach, and FCHIP that feeds government</w:t>
+            </w:r>
+          </w:p>
+        </w:tc>
+      </w:tr>
+      <w:tr>
+        <w:tc>
+          <w:tcPr>
+            <w:tcW w:type="dxa" w:w="4680"/>
+          </w:tcPr>
+          <w:p>
+            <w:r/>
+            <w:r>
+              <w:rPr>
+                <w:rFonts w:ascii="Times New Roman" w:hAnsi="Times New Roman" w:eastAsia="Times New Roman"/>
+                <w:b w:val="0"/>
+                <w:i w:val="0"/>
+                <w:color w:val="1E2F38"/>
+                <w:sz w:val="20"/>
+              </w:rPr>
+              <w:t>Communities</w:t>
+            </w:r>
+          </w:p>
+        </w:tc>
+        <w:tc>
+          <w:tcPr>
+            <w:tcW w:type="dxa" w:w="4680"/>
+          </w:tcPr>
+          <w:p>
+            <w:r/>
+            <w:r>
+              <w:rPr>
+                <w:rFonts w:ascii="Times New Roman" w:hAnsi="Times New Roman" w:eastAsia="Times New Roman"/>
+                <w:b w:val="0"/>
+                <w:i w:val="0"/>
+                <w:color w:val="1E2F38"/>
+                <w:sz w:val="20"/>
+              </w:rPr>
+              <w:t>Earlier alerts and clearer referral paths when something looks wrong</w:t>
+            </w:r>
+          </w:p>
+        </w:tc>
+      </w:tr>
+    </w:tbl>
+    <w:p/>
+    <w:p>
+      <w:pPr>
+        <w:spacing w:after="120" w:before="0"/>
+      </w:pPr>
+      <w:r>
+        <w:rPr>
+          <w:rFonts w:ascii="Times New Roman" w:hAnsi="Times New Roman" w:eastAsia="Times New Roman"/>
+          <w:b w:val="0"/>
+          <w:i w:val="0"/>
+          <w:color w:val="1E2F38"/>
+          <w:sz w:val="24"/>
+        </w:rPr>
+        <w:t>CDC and Uganda need outbreaks stopped closer to where people live. FairBanks already runs a clinic, CHW/VHT outreach, and working FCHIP tools — ready to feed MoH/NISS pathways under government leadership.</w:t>
+      </w:r>
+    </w:p>
+    <w:p>
+      <w:pPr>
+        <w:spacing w:after="160" w:before="0"/>
+      </w:pPr>
+      <w:r>
+        <w:rPr>
+          <w:rFonts w:ascii="Times New Roman" w:hAnsi="Times New Roman" w:eastAsia="Times New Roman"/>
+          <w:b/>
+          <w:i w:val="0"/>
+          <w:color w:val="1E2F38"/>
+          <w:sz w:val="24"/>
+        </w:rPr>
         <w:t>Project abstract summary</w:t>
       </w:r>
     </w:p>
@@ -617,7 +927,7 @@
           <w:color w:val="1E2F38"/>
           <w:sz w:val="24"/>
         </w:rPr>
-        <w:t>FAIRBANKS MEDICAL CENTRE LIMITED (FairBanks Medical Centre) is a Uganda-registered health organisation in Kampala. We run a licensed medical centre and FairBanks Community Reach with CHWs and VHTs in Bukoto, Kyebando, Kisaasi, Kamwokya, Kikaaya and nearby communities. Slogan: Your health, our mission. This project helps Uganda close last-mile Global Health Security gaps flagged by the 2023 Joint External Evaluation: community and facility signals that reach decision-makers too late; limited surge-ready workforce at subnational level; and incomplete links into national surveillance and emergency structures, including National Integrated Surveillance System (NISS) pathways. Under Ministry of Health leadership, Year 1 Component 1 will (1) strengthen community and facility surveillance that contributes to MoH/NISS channels using FairBanks FCHIP tools, (2) speed community-to-district detection and response using 7-1-7 style timing, (3) train CHWs/VHTs and frontline workers for One Health–aware surveillance and surge readiness, and (4) tighten community–facility links for priority diseases during routine work and outbreaks. Laboratory and border-health modules will be delivered with MoH-aligned partners. Components 2–5 are contingency surge plans that may be approved but unfunded until CDC activates emergency funding.</w:t>
+        <w:t>FAIRBANKS MEDICAL CENTRE LIMITED (FairBanks Medical Centre) is a Uganda-registered health organisation in Kampala. We run a licensed medical centre and FairBanks Community Reach with CHWs and VHTs in Bukoto, Kyebando, Kisaasi, Kamwokya, Kikaaya and nearby communities. Slogan: Your health, our mission. Uganda’s 2023 Joint External Evaluation still flags last-mile gaps: community and facility signals that reach decision-makers too late; limited surge-ready workforce at subnational level; and incomplete links into national surveillance and emergency structures, including National Integrated Surveillance System (NISS) pathways. Under Ministry of Health leadership, Year 1 Component 1 will (1) strengthen community and facility surveillance that contributes to MoH/NISS channels using FairBanks FCHIP tools, (2) speed community-to-district detection and response using 7-1-7 style timing, (3) train CHWs/VHTs and frontline workers for One Health–aware surveillance and surge readiness, and (4) tighten community–facility links for priority diseases during routine work and outbreaks. Laboratory and border-health modules will be delivered with MoH-aligned partners. Components 2–5 are contingency surge plans that may be approved but unfunded until CDC activates emergency funding. Shared result: threats found and acted on closer to source — safer for Uganda and for the United States.</w:t>
       </w:r>
     </w:p>
     <w:p>
@@ -707,7 +1017,22 @@
           <w:color w:val="1E2F38"/>
           <w:sz w:val="24"/>
         </w:rPr>
-        <w:t>FairBanks Community Reach cascade stays the operating model: community members → CHWs/VHTs → Community Reach programmes → Medical Centre → research and skills → economic empowerment. FCHIP is the intelligence component on the Data &amp; Feedback loop.</w:t>
+        <w:t>CDC and Uganda need outbreaks stopped closer to where people live. FairBanks already runs a clinic, CHW/VHT outreach, and working FCHIP tools — ready to feed MoH/NISS pathways under government leadership.</w:t>
+      </w:r>
+    </w:p>
+    <w:p>
+      <w:pPr>
+        <w:spacing w:after="120" w:before="0"/>
+      </w:pPr>
+      <w:r>
+        <w:rPr>
+          <w:rFonts w:ascii="Times New Roman" w:hAnsi="Times New Roman" w:eastAsia="Times New Roman"/>
+          <w:b w:val="0"/>
+          <w:i w:val="0"/>
+          <w:color w:val="1E2F38"/>
+          <w:sz w:val="24"/>
+        </w:rPr>
+        <w:t>FairBanks Community Reach cascade stays the operating model: community members -&gt; CHWs/VHTs -&gt; Community Reach programmes -&gt; Medical Centre -&gt; research and skills -&gt; economic empowerment. FCHIP is the intelligence component on the Data &amp; Feedback loop.</w:t>
       </w:r>
     </w:p>
     <w:p>
@@ -1003,7 +1328,7 @@
                 <w:color w:val="1E2F38"/>
                 <w:sz w:val="20"/>
               </w:rPr>
-              <w:t>FCHIP capture → MoH/NISS-aligned exports; data quality; simple GIS early warning</w:t>
+              <w:t>FCHIP capture -&gt; MoH/NISS-aligned exports; data quality; simple GIS early warning</w:t>
             </w:r>
           </w:p>
         </w:tc>
@@ -1385,7 +1710,7 @@
           <w:color w:val="1E2F38"/>
           <w:sz w:val="24"/>
         </w:rPr>
-        <w:t>Project measures: median days signal→notify; CHWs submitting complete weekly reports; completed priority referrals; successful MoH export tests; AARs after drills/events.</w:t>
+        <w:t>Project measures with Year 1 targets: median days signal-to-notify (toward 7-1-7); at least 80% active CHWs with complete weekly reports by Q4; at least 70% priority referrals documented; at least 2 successful MoH export tests; at least 2 AARs.</w:t>
       </w:r>
     </w:p>
     <w:p>
@@ -1445,7 +1770,7 @@
           <w:color w:val="1E2F38"/>
           <w:sz w:val="24"/>
         </w:rPr>
-        <w:t>FAIRBANKS MEDICAL CENTRE LIMITED (No. 80020003843337; TIN 1053370026) — Uganda company with principal place of business in Kampala.</w:t>
+        <w:t>FAIRBANKS MEDICAL CENTRE LIMITED (No. 80020003843337; TIN 1053370026; NSSF NS043295) — Uganda company with principal place of business in Kampala.</w:t>
       </w:r>
     </w:p>
     <w:p>
@@ -1490,7 +1815,22 @@
           <w:color w:val="1E2F38"/>
           <w:sz w:val="24"/>
         </w:rPr>
-        <w:t>Lead: Racheal Nabukeera, Managing Director and Co-founder — 15+ years in Uganda private health leadership.</w:t>
+        <w:t>Lead: Racheal Nabukeera, Managing Director and Co-founder — 15+ years in Uganda private health leadership; MA Social Sector Planning (Makerere); PhD in progress; Uganda Healthcare Federation links.</w:t>
+      </w:r>
+    </w:p>
+    <w:p>
+      <w:pPr>
+        <w:pStyle w:val="ListBullet"/>
+      </w:pPr>
+      <w:r>
+        <w:rPr>
+          <w:rFonts w:ascii="Times New Roman" w:hAnsi="Times New Roman" w:eastAsia="Times New Roman"/>
+          <w:b w:val="0"/>
+          <w:i w:val="0"/>
+          <w:color w:val="1E2F38"/>
+          <w:sz w:val="24"/>
+        </w:rPr>
+        <w:t>Company evidence pack available (incorporation, TIN, NSSF, licences, insurance) — see company-docs/.</w:t>
       </w:r>
     </w:p>
     <w:p>
@@ -2057,7 +2397,7 @@
           <w:color w:val="1E2F38"/>
           <w:sz w:val="24"/>
         </w:rPr>
-        <w:t>SAM.gov active + UEI for physical location receiving funds</w:t>
+        <w:t>SAM.gov active + UEI for physical location receiving funds (start now)</w:t>
       </w:r>
     </w:p>
     <w:p>
@@ -2072,7 +2412,7 @@
           <w:color w:val="1E2F38"/>
           <w:sz w:val="24"/>
         </w:rPr>
-        <w:t>Grants.gov / Login.gov active; authorised official ready to certify</w:t>
+        <w:t>Grants.gov / Login.gov active; AOR ready to Sign and Submit</w:t>
       </w:r>
     </w:p>
     <w:p>
@@ -2087,7 +2427,22 @@
           <w:color w:val="1E2F38"/>
           <w:sz w:val="24"/>
         </w:rPr>
-        <w:t>Local partner letter + ownership/staff/board citizenship evidence</w:t>
+        <w:t>Follow applicant quick start: https://grants.gov/quick-start-guide/applicants</w:t>
+      </w:r>
+    </w:p>
+    <w:p>
+      <w:pPr>
+        <w:pStyle w:val="ListBullet"/>
+      </w:pPr>
+      <w:r>
+        <w:rPr>
+          <w:rFonts w:ascii="Times New Roman" w:hAnsi="Times New Roman" w:eastAsia="Times New Roman"/>
+          <w:b w:val="0"/>
+          <w:i w:val="0"/>
+          <w:color w:val="1E2F38"/>
+          <w:sz w:val="24"/>
+        </w:rPr>
+        <w:t>Local partner letter + ownership/staff/board citizenship evidence from company-docs/</w:t>
       </w:r>
     </w:p>
     <w:p>
@@ -2147,7 +2502,22 @@
           <w:color w:val="1E2F38"/>
           <w:sz w:val="24"/>
         </w:rPr>
-        <w:t>Official listing: https://simpler.grants.gov/opportunity/264249e6-fdbb-4b1c-ac90-23b7d9b07b1b</w:t>
+        <w:t>Official listing: https://www.grants.gov/search-results-detail/360339</w:t>
+      </w:r>
+    </w:p>
+    <w:p>
+      <w:pPr>
+        <w:pStyle w:val="ListBullet"/>
+      </w:pPr>
+      <w:r>
+        <w:rPr>
+          <w:rFonts w:ascii="Times New Roman" w:hAnsi="Times New Roman" w:eastAsia="Times New Roman"/>
+          <w:b w:val="0"/>
+          <w:i w:val="0"/>
+          <w:color w:val="1E2F38"/>
+          <w:sz w:val="24"/>
+        </w:rPr>
+        <w:t>Alt listing: https://simpler.grants.gov/opportunity/264249e6-fdbb-4b1c-ac90-23b7d9b07b1b</w:t>
       </w:r>
     </w:p>
     <w:p>
@@ -2162,7 +2532,7 @@
           <w:color w:val="52636C"/>
           <w:sz w:val="20"/>
         </w:rPr>
-        <w:t>Full copy-paste bank: application_answers.md. Generated 2026-07-30.</w:t>
+        <w:t>Full copy-paste bank: application_answers.md. Generated 2026-08-09.</w:t>
       </w:r>
     </w:p>
     <w:p>

--- a/applications/cdc-uganda-ghs/documents/cdc-uganda-ghs_word.docx
+++ b/applications/cdc-uganda-ghs/documents/cdc-uganda-ghs_word.docx
@@ -451,6 +451,44 @@
                 <w:color w:val="1E2F38"/>
                 <w:sz w:val="20"/>
               </w:rPr>
+              <w:t>Year 1 total federal ask (draft)</w:t>
+            </w:r>
+          </w:p>
+        </w:tc>
+        <w:tc>
+          <w:tcPr>
+            <w:tcW w:type="dxa" w:w="4680"/>
+          </w:tcPr>
+          <w:p>
+            <w:r/>
+            <w:r>
+              <w:rPr>
+                <w:rFonts w:ascii="Times New Roman" w:hAnsi="Times New Roman" w:eastAsia="Times New Roman"/>
+                <w:b w:val="0"/>
+                <w:i w:val="0"/>
+                <w:color w:val="1E2F38"/>
+                <w:sz w:val="20"/>
+              </w:rPr>
+              <w:t>$3,300,000 (CONFIRM; all components)</w:t>
+            </w:r>
+          </w:p>
+        </w:tc>
+      </w:tr>
+      <w:tr>
+        <w:tc>
+          <w:tcPr>
+            <w:tcW w:type="dxa" w:w="4680"/>
+          </w:tcPr>
+          <w:p>
+            <w:r/>
+            <w:r>
+              <w:rPr>
+                <w:rFonts w:ascii="Times New Roman" w:hAnsi="Times New Roman" w:eastAsia="Times New Roman"/>
+                <w:b w:val="0"/>
+                <w:i w:val="0"/>
+                <w:color w:val="1E2F38"/>
+                <w:sz w:val="20"/>
+              </w:rPr>
               <w:t>Year 1 Component 1 ask (draft)</w:t>
             </w:r>
           </w:p>
@@ -469,7 +507,7 @@
                 <w:color w:val="1E2F38"/>
                 <w:sz w:val="20"/>
               </w:rPr>
-              <w:t>$2,450,000 (CONFIRM; ceiling $5,000,000)</w:t>
+              <w:t>$1,850,000 (CONFIRM; ceiling $5,000,000)</w:t>
             </w:r>
           </w:p>
         </w:tc>
@@ -2016,7 +2054,7 @@
                 <w:color w:val="1E2F38"/>
                 <w:sz w:val="20"/>
               </w:rPr>
-              <w:t>$2,450,000</w:t>
+              <w:t>$1,850,000</w:t>
             </w:r>
           </w:p>
         </w:tc>
@@ -2090,7 +2128,7 @@
                 <w:color w:val="1E2F38"/>
                 <w:sz w:val="20"/>
               </w:rPr>
-              <w:t>$1,800,000</w:t>
+              <w:t>$400,000</w:t>
             </w:r>
           </w:p>
         </w:tc>
@@ -2164,7 +2202,7 @@
                 <w:color w:val="1E2F38"/>
                 <w:sz w:val="20"/>
               </w:rPr>
-              <w:t>$2,750,000</w:t>
+              <w:t>$500,000</w:t>
             </w:r>
           </w:p>
         </w:tc>
@@ -2238,7 +2276,7 @@
                 <w:color w:val="1E2F38"/>
                 <w:sz w:val="20"/>
               </w:rPr>
-              <w:t>$1,500,000</w:t>
+              <w:t>$275,000</w:t>
             </w:r>
           </w:p>
         </w:tc>
@@ -2312,7 +2350,7 @@
                 <w:color w:val="1E2F38"/>
                 <w:sz w:val="20"/>
               </w:rPr>
-              <w:t>$1,500,000</w:t>
+              <w:t>$275,000</w:t>
             </w:r>
           </w:p>
         </w:tc>
@@ -2349,6 +2387,79 @@
                 <w:sz w:val="20"/>
               </w:rPr>
               <w:t>Contingency</w:t>
+            </w:r>
+          </w:p>
+        </w:tc>
+      </w:tr>
+      <w:tr>
+        <w:tc>
+          <w:tcPr>
+            <w:tcW w:type="dxa" w:w="2340"/>
+          </w:tcPr>
+          <w:p>
+            <w:r/>
+            <w:r>
+              <w:rPr>
+                <w:rFonts w:ascii="Times New Roman" w:hAnsi="Times New Roman" w:eastAsia="Times New Roman"/>
+                <w:b w:val="0"/>
+                <w:i w:val="0"/>
+                <w:color w:val="1E2F38"/>
+                <w:sz w:val="20"/>
+              </w:rPr>
+              <w:t>TOTAL Year 1</w:t>
+            </w:r>
+          </w:p>
+        </w:tc>
+        <w:tc>
+          <w:tcPr>
+            <w:tcW w:type="dxa" w:w="2340"/>
+          </w:tcPr>
+          <w:p>
+            <w:r/>
+            <w:r>
+              <w:rPr>
+                <w:rFonts w:ascii="Times New Roman" w:hAnsi="Times New Roman" w:eastAsia="Times New Roman"/>
+                <w:b w:val="0"/>
+                <w:i w:val="0"/>
+                <w:color w:val="1E2F38"/>
+                <w:sz w:val="20"/>
+              </w:rPr>
+              <w:t>$3,300,000</w:t>
+            </w:r>
+          </w:p>
+        </w:tc>
+        <w:tc>
+          <w:tcPr>
+            <w:tcW w:type="dxa" w:w="2340"/>
+          </w:tcPr>
+          <w:p>
+            <w:r/>
+            <w:r>
+              <w:rPr>
+                <w:rFonts w:ascii="Times New Roman" w:hAnsi="Times New Roman" w:eastAsia="Times New Roman"/>
+                <w:b w:val="0"/>
+                <w:i w:val="0"/>
+                <w:color w:val="1E2F38"/>
+                <w:sz w:val="20"/>
+              </w:rPr>
+            </w:r>
+          </w:p>
+        </w:tc>
+        <w:tc>
+          <w:tcPr>
+            <w:tcW w:type="dxa" w:w="2340"/>
+          </w:tcPr>
+          <w:p>
+            <w:r/>
+            <w:r>
+              <w:rPr>
+                <w:rFonts w:ascii="Times New Roman" w:hAnsi="Times New Roman" w:eastAsia="Times New Roman"/>
+                <w:b w:val="0"/>
+                <w:i w:val="0"/>
+                <w:color w:val="1E2F38"/>
+                <w:sz w:val="20"/>
+              </w:rPr>
+              <w:t>All components</w:t>
             </w:r>
           </w:p>
         </w:tc>

--- a/applications/cdc-uganda-ghs/documents/cdc-uganda-ghs_word.docx
+++ b/applications/cdc-uganda-ghs/documents/cdc-uganda-ghs_word.docx
@@ -507,7 +507,7 @@
                 <w:color w:val="1E2F38"/>
                 <w:sz w:val="20"/>
               </w:rPr>
-              <w:t>$1,850,000 (CONFIRM; ceiling $5,000,000)</w:t>
+              <w:t>$2,000,000 (CONFIRM; ceiling $5,000,000)</w:t>
             </w:r>
           </w:p>
         </w:tc>
@@ -2054,7 +2054,7 @@
                 <w:color w:val="1E2F38"/>
                 <w:sz w:val="20"/>
               </w:rPr>
-              <w:t>$1,850,000</w:t>
+              <w:t>$2,000,000</w:t>
             </w:r>
           </w:p>
         </w:tc>
@@ -2128,7 +2128,7 @@
                 <w:color w:val="1E2F38"/>
                 <w:sz w:val="20"/>
               </w:rPr>
-              <w:t>$400,000</w:t>
+              <w:t>$350,000</w:t>
             </w:r>
           </w:p>
         </w:tc>
@@ -2202,7 +2202,7 @@
                 <w:color w:val="1E2F38"/>
                 <w:sz w:val="20"/>
               </w:rPr>
-              <w:t>$500,000</w:t>
+              <w:t>$450,000</w:t>
             </w:r>
           </w:p>
         </w:tc>
@@ -2276,7 +2276,7 @@
                 <w:color w:val="1E2F38"/>
                 <w:sz w:val="20"/>
               </w:rPr>
-              <w:t>$275,000</w:t>
+              <w:t>$250,000</w:t>
             </w:r>
           </w:p>
         </w:tc>
@@ -2350,7 +2350,7 @@
                 <w:color w:val="1E2F38"/>
                 <w:sz w:val="20"/>
               </w:rPr>
-              <w:t>$275,000</w:t>
+              <w:t>$250,000</w:t>
             </w:r>
           </w:p>
         </w:tc>

--- a/applications/cdc-uganda-ghs/documents/cdc-uganda-ghs_word.docx
+++ b/applications/cdc-uganda-ghs/documents/cdc-uganda-ghs_word.docx
@@ -507,7 +507,7 @@
                 <w:color w:val="1E2F38"/>
                 <w:sz w:val="20"/>
               </w:rPr>
-              <w:t>$2,000,000 (CONFIRM; ceiling $5,000,000)</w:t>
+              <w:t>$2,100,000 (CONFIRM; ceiling $5,000,000)</w:t>
             </w:r>
           </w:p>
         </w:tc>
@@ -2054,7 +2054,7 @@
                 <w:color w:val="1E2F38"/>
                 <w:sz w:val="20"/>
               </w:rPr>
-              <w:t>$2,000,000</w:t>
+              <w:t>$2,100,000</w:t>
             </w:r>
           </w:p>
         </w:tc>
@@ -2128,7 +2128,7 @@
                 <w:color w:val="1E2F38"/>
                 <w:sz w:val="20"/>
               </w:rPr>
-              <w:t>$350,000</w:t>
+              <w:t>$400,000</w:t>
             </w:r>
           </w:p>
         </w:tc>
@@ -2202,7 +2202,7 @@
                 <w:color w:val="1E2F38"/>
                 <w:sz w:val="20"/>
               </w:rPr>
-              <w:t>$450,000</w:t>
+              <w:t>$500,000</w:t>
             </w:r>
           </w:p>
         </w:tc>
@@ -2276,7 +2276,7 @@
                 <w:color w:val="1E2F38"/>
                 <w:sz w:val="20"/>
               </w:rPr>
-              <w:t>$250,000</w:t>
+              <w:t>$300,000</w:t>
             </w:r>
           </w:p>
         </w:tc>
@@ -2332,81 +2332,7 @@
                 <w:color w:val="1E2F38"/>
                 <w:sz w:val="20"/>
               </w:rPr>
-              <w:t>5 Humanitarian</w:t>
-            </w:r>
-          </w:p>
-        </w:tc>
-        <w:tc>
-          <w:tcPr>
-            <w:tcW w:type="dxa" w:w="2340"/>
-          </w:tcPr>
-          <w:p>
-            <w:r/>
-            <w:r>
-              <w:rPr>
-                <w:rFonts w:ascii="Times New Roman" w:hAnsi="Times New Roman" w:eastAsia="Times New Roman"/>
-                <w:b w:val="0"/>
-                <w:i w:val="0"/>
-                <w:color w:val="1E2F38"/>
-                <w:sz w:val="20"/>
-              </w:rPr>
-              <w:t>$250,000</w:t>
-            </w:r>
-          </w:p>
-        </w:tc>
-        <w:tc>
-          <w:tcPr>
-            <w:tcW w:type="dxa" w:w="2340"/>
-          </w:tcPr>
-          <w:p>
-            <w:r/>
-            <w:r>
-              <w:rPr>
-                <w:rFonts w:ascii="Times New Roman" w:hAnsi="Times New Roman" w:eastAsia="Times New Roman"/>
-                <w:b w:val="0"/>
-                <w:i w:val="0"/>
-                <w:color w:val="1E2F38"/>
-                <w:sz w:val="20"/>
-              </w:rPr>
-              <w:t>$20,000,000</w:t>
-            </w:r>
-          </w:p>
-        </w:tc>
-        <w:tc>
-          <w:tcPr>
-            <w:tcW w:type="dxa" w:w="2340"/>
-          </w:tcPr>
-          <w:p>
-            <w:r/>
-            <w:r>
-              <w:rPr>
-                <w:rFonts w:ascii="Times New Roman" w:hAnsi="Times New Roman" w:eastAsia="Times New Roman"/>
-                <w:b w:val="0"/>
-                <w:i w:val="0"/>
-                <w:color w:val="1E2F38"/>
-                <w:sz w:val="20"/>
-              </w:rPr>
-              <w:t>Contingency</w:t>
-            </w:r>
-          </w:p>
-        </w:tc>
-      </w:tr>
-      <w:tr>
-        <w:tc>
-          <w:tcPr>
-            <w:tcW w:type="dxa" w:w="2340"/>
-          </w:tcPr>
-          <w:p>
-            <w:r/>
-            <w:r>
-              <w:rPr>
-                <w:rFonts w:ascii="Times New Roman" w:hAnsi="Times New Roman" w:eastAsia="Times New Roman"/>
-                <w:b w:val="0"/>
-                <w:i w:val="0"/>
-                <w:color w:val="1E2F38"/>
-                <w:sz w:val="20"/>
-              </w:rPr>
-              <w:t>TOTAL Year 1</w:t>
+              <w:t>TOTAL Year 1 (SF-424A 4 rows)</w:t>
             </w:r>
           </w:p>
         </w:tc>
@@ -2459,7 +2385,7 @@
                 <w:color w:val="1E2F38"/>
                 <w:sz w:val="20"/>
               </w:rPr>
-              <w:t>All components</w:t>
+              <w:t>Equals Box 18a</w:t>
             </w:r>
           </w:p>
         </w:tc>
